--- a/thuchanh/dem_tong_so_bit1/dem_tong_so_bit1.docx
+++ b/thuchanh/dem_tong_so_bit1/dem_tong_so_bit1.docx
@@ -3,7 +3,17 @@
 <w:document xmlns:wpc="http://schemas.microsoft.com/office/word/2010/wordprocessingCanvas" xmlns:cx="http://schemas.microsoft.com/office/drawing/2014/chartex" xmlns:cx1="http://schemas.microsoft.com/office/drawing/2015/9/8/chartex" xmlns:cx2="http://schemas.microsoft.com/office/drawing/2015/10/21/chartex" xmlns:cx3="http://schemas.microsoft.com/office/drawing/2016/5/9/chartex" xmlns:cx4="http://schemas.microsoft.com/office/drawing/2016/5/10/chartex" xmlns:cx5="http://schemas.microsoft.com/office/drawing/2016/5/11/chartex" xmlns:cx6="http://schemas.microsoft.com/office/drawing/2016/5/12/chartex" xmlns:cx7="http://schemas.microsoft.com/office/drawing/2016/5/13/chartex" xmlns:cx8="http://schemas.microsoft.com/office/drawing/2016/5/14/chartex" xmlns:mc="http://schemas.openxmlformats.org/markup-compatibility/2006" xmlns:o="urn:schemas-microsoft-com:office:office" xmlns:r="http://schemas.openxmlformats.org/officeDocument/2006/relationships" xmlns:m="http://schemas.openxmlformats.org/officeDocument/2006/math" xmlns:v="urn:schemas-microsoft-com:vml" xmlns:wp14="http://schemas.microsoft.com/office/word/2010/wordprocessingDrawing" xmlns:wp="http://schemas.openxmlformats.org/drawingml/2006/wordprocessingDrawing" xmlns:w="http://schemas.openxmlformats.org/wordprocessingml/2006/main" xmlns:w14="http://schemas.microsoft.com/office/word/2010/wordml" xmlns:w10="urn:schemas-microsoft-com:office:word" xmlns:w15="http://schemas.microsoft.com/office/word/2012/wordml" xmlns:wpg="http://schemas.microsoft.com/office/word/2010/wordprocessingGroup" xmlns:wpi="http://schemas.microsoft.com/office/word/2010/wordprocessingInk" xmlns:wne="http://schemas.microsoft.com/office/word/2006/wordml" xmlns:wps="http://schemas.microsoft.com/office/word/2010/wordprocessingShape" xmlns:wpsCustomData="http://www.wps.cn/officeDocument/2013/wpsCustomData" mc:Ignorable="w14 w15 wp14">
   <w:body>
     <w:p>
-      <w:r>
+      <w:pPr>
+        <w:rPr>
+          <w:sz w:val="24"/>
+          <w:szCs w:val="24"/>
+        </w:rPr>
+      </w:pPr>
+      <w:r>
+        <w:rPr>
+          <w:sz w:val="24"/>
+          <w:szCs w:val="24"/>
+        </w:rPr>
         <w:drawing>
           <wp:inline distT="0" distB="0" distL="114300" distR="114300">
             <wp:extent cx="5269865" cy="3832225"/>
@@ -47,9 +57,27 @@
         </w:drawing>
       </w:r>
     </w:p>
-    <w:p/>
-    <w:p>
-      <w:r>
+    <w:p>
+      <w:pPr>
+        <w:rPr>
+          <w:sz w:val="24"/>
+          <w:szCs w:val="24"/>
+        </w:rPr>
+      </w:pPr>
+    </w:p>
+    <w:p>
+      <w:pPr>
+        <w:rPr>
+          <w:sz w:val="24"/>
+          <w:szCs w:val="24"/>
+        </w:rPr>
+      </w:pPr>
+      <w:bookmarkStart w:id="0" w:name="_GoBack"/>
+      <w:r>
+        <w:rPr>
+          <w:sz w:val="24"/>
+          <w:szCs w:val="24"/>
+        </w:rPr>
         <w:drawing>
           <wp:inline distT="0" distB="0" distL="114300" distR="114300">
             <wp:extent cx="3105150" cy="3625850"/>
@@ -92,9 +120,20 @@
           </wp:inline>
         </w:drawing>
       </w:r>
-    </w:p>
-    <w:p>
-      <w:r>
+      <w:bookmarkEnd w:id="0"/>
+    </w:p>
+    <w:p>
+      <w:pPr>
+        <w:rPr>
+          <w:sz w:val="24"/>
+          <w:szCs w:val="24"/>
+        </w:rPr>
+      </w:pPr>
+      <w:r>
+        <w:rPr>
+          <w:sz w:val="24"/>
+          <w:szCs w:val="24"/>
+        </w:rPr>
         <w:drawing>
           <wp:inline distT="0" distB="0" distL="114300" distR="114300">
             <wp:extent cx="5269230" cy="3832225"/>
@@ -142,10 +181,25 @@
       <w:pPr>
         <w:rPr>
           <w:rFonts w:hint="default"/>
-          <w:lang w:val="en-US"/>
-        </w:rPr>
-      </w:pPr>
-      <w:r>
+          <w:sz w:val="24"/>
+          <w:szCs w:val="24"/>
+          <w:lang w:val="en-US"/>
+        </w:rPr>
+      </w:pPr>
+      <w:r>
+        <w:rPr>
+          <w:rFonts w:hint="default"/>
+          <w:sz w:val="24"/>
+          <w:szCs w:val="24"/>
+          <w:lang w:val="en-US"/>
+        </w:rPr>
+        <w:t>Z</w:t>
+      </w:r>
+      <w:r>
+        <w:rPr>
+          <w:sz w:val="24"/>
+          <w:szCs w:val="24"/>
+        </w:rPr>
         <w:drawing>
           <wp:inline distT="0" distB="0" distL="114300" distR="114300">
             <wp:extent cx="5271770" cy="3736340"/>
@@ -191,11 +245,279 @@
       <w:r>
         <w:rPr>
           <w:rFonts w:hint="default"/>
+          <w:sz w:val="24"/>
+          <w:szCs w:val="24"/>
           <w:lang w:val="en-US"/>
         </w:rPr>
         <w:tab/>
       </w:r>
     </w:p>
+    <w:p>
+      <w:pPr>
+        <w:rPr>
+          <w:sz w:val="24"/>
+          <w:szCs w:val="24"/>
+        </w:rPr>
+      </w:pPr>
+    </w:p>
+    <w:p>
+      <w:pPr>
+        <w:rPr>
+          <w:rFonts w:hint="default"/>
+          <w:sz w:val="24"/>
+          <w:szCs w:val="24"/>
+          <w:lang w:val="en-US"/>
+        </w:rPr>
+      </w:pPr>
+      <w:r>
+        <w:rPr>
+          <w:rFonts w:hint="default"/>
+          <w:sz w:val="24"/>
+          <w:szCs w:val="24"/>
+          <w:lang w:val="en-US"/>
+        </w:rPr>
+        <w:t>ALU: 001 (AND), 101 (ADD), 111(INCREMENT 1)</w:t>
+      </w:r>
+    </w:p>
+    <w:p>
+      <w:pPr>
+        <w:rPr>
+          <w:rFonts w:hint="default"/>
+          <w:sz w:val="24"/>
+          <w:szCs w:val="24"/>
+          <w:lang w:val="en-US"/>
+        </w:rPr>
+      </w:pPr>
+      <w:r>
+        <w:rPr>
+          <w:rFonts w:hint="default"/>
+          <w:sz w:val="24"/>
+          <w:szCs w:val="24"/>
+          <w:lang w:val="en-US"/>
+        </w:rPr>
+        <w:t>SHIFT: 110 (SHIFT RIGHT)</w:t>
+      </w:r>
+    </w:p>
+    <w:p>
+      <w:pPr>
+        <w:rPr>
+          <w:rFonts w:hint="default"/>
+          <w:sz w:val="24"/>
+          <w:szCs w:val="24"/>
+          <w:lang w:val="en-US"/>
+        </w:rPr>
+      </w:pPr>
+    </w:p>
+    <w:p>
+      <w:pPr>
+        <w:rPr>
+          <w:rFonts w:hint="default"/>
+          <w:sz w:val="24"/>
+          <w:szCs w:val="24"/>
+          <w:lang w:val="en-US"/>
+        </w:rPr>
+      </w:pPr>
+    </w:p>
+    <w:p>
+      <w:pPr>
+        <w:rPr>
+          <w:rFonts w:hint="default"/>
+          <w:sz w:val="24"/>
+          <w:szCs w:val="24"/>
+          <w:lang w:val="en-US"/>
+        </w:rPr>
+      </w:pPr>
+      <w:r>
+        <w:rPr>
+          <w:rFonts w:hint="default"/>
+          <w:sz w:val="24"/>
+          <w:szCs w:val="24"/>
+          <w:lang w:val="en-US"/>
+        </w:rPr>
+        <w:t>WA1 = Q2Q0 + Q2’Q1</w:t>
+      </w:r>
+    </w:p>
+    <w:p>
+      <w:pPr>
+        <w:rPr>
+          <w:rFonts w:hint="default"/>
+          <w:sz w:val="24"/>
+          <w:szCs w:val="24"/>
+          <w:lang w:val="en-US"/>
+        </w:rPr>
+      </w:pPr>
+      <w:r>
+        <w:rPr>
+          <w:rFonts w:hint="default"/>
+          <w:sz w:val="24"/>
+          <w:szCs w:val="24"/>
+          <w:lang w:val="en-US"/>
+        </w:rPr>
+        <w:t>WE = Q2’Q0 + Q1Q0’ + Q2Q1’</w:t>
+      </w:r>
+    </w:p>
+    <w:p>
+      <w:pPr>
+        <w:rPr>
+          <w:rFonts w:hint="default"/>
+          <w:sz w:val="24"/>
+          <w:szCs w:val="24"/>
+          <w:lang w:val="en-US"/>
+        </w:rPr>
+      </w:pPr>
+    </w:p>
+    <w:p>
+      <w:pPr>
+        <w:rPr>
+          <w:rFonts w:hint="default"/>
+          <w:sz w:val="24"/>
+          <w:szCs w:val="24"/>
+          <w:lang w:val="en-US"/>
+        </w:rPr>
+      </w:pPr>
+    </w:p>
+    <w:p>
+      <w:pPr>
+        <w:rPr>
+          <w:rFonts w:hint="default"/>
+          <w:sz w:val="24"/>
+          <w:szCs w:val="24"/>
+          <w:lang w:val="en-US"/>
+        </w:rPr>
+      </w:pPr>
+    </w:p>
+    <w:p>
+      <w:pPr>
+        <w:rPr>
+          <w:rFonts w:hint="default"/>
+          <w:sz w:val="24"/>
+          <w:szCs w:val="24"/>
+          <w:lang w:val="en-US"/>
+        </w:rPr>
+      </w:pPr>
+    </w:p>
+    <w:p>
+      <w:pPr>
+        <w:rPr>
+          <w:rFonts w:hint="default"/>
+          <w:sz w:val="24"/>
+          <w:szCs w:val="24"/>
+          <w:lang w:val="en-US"/>
+        </w:rPr>
+      </w:pPr>
+      <w:r>
+        <w:rPr>
+          <w:rFonts w:hint="default"/>
+          <w:sz w:val="24"/>
+          <w:szCs w:val="24"/>
+          <w:lang w:val="en-US"/>
+        </w:rPr>
+        <w:t>D_R = IE.Inport + IE’.Shift_Out</w:t>
+      </w:r>
+      <w:r>
+        <w:rPr>
+          <w:rFonts w:hint="default"/>
+          <w:sz w:val="24"/>
+          <w:szCs w:val="24"/>
+          <w:lang w:val="en-US"/>
+        </w:rPr>
+        <w:tab/>
+      </w:r>
+    </w:p>
+    <w:p>
+      <w:pPr>
+        <w:rPr>
+          <w:rFonts w:hint="default"/>
+          <w:sz w:val="24"/>
+          <w:szCs w:val="24"/>
+          <w:lang w:val="en-US"/>
+        </w:rPr>
+      </w:pPr>
+    </w:p>
+    <w:p>
+      <w:pPr>
+        <w:rPr>
+          <w:rFonts w:hint="default"/>
+          <w:sz w:val="24"/>
+          <w:szCs w:val="24"/>
+          <w:lang w:val="en-US"/>
+        </w:rPr>
+      </w:pPr>
+    </w:p>
+    <w:p>
+      <w:pPr>
+        <w:rPr>
+          <w:rFonts w:hint="default"/>
+          <w:sz w:val="24"/>
+          <w:szCs w:val="24"/>
+          <w:lang w:val="en-US"/>
+        </w:rPr>
+      </w:pPr>
+    </w:p>
+    <w:p>
+      <w:pPr>
+        <w:rPr>
+          <w:rFonts w:hint="default"/>
+          <w:sz w:val="24"/>
+          <w:szCs w:val="24"/>
+          <w:lang w:val="en-US"/>
+        </w:rPr>
+      </w:pPr>
+      <w:r>
+        <w:rPr>
+          <w:rFonts w:hint="default"/>
+          <w:sz w:val="24"/>
+          <w:szCs w:val="24"/>
+          <w:lang w:val="en-US"/>
+        </w:rPr>
+        <w:t>Waveform:</w:t>
+      </w:r>
+    </w:p>
+    <w:p>
+      <w:r>
+        <w:drawing>
+          <wp:inline distT="0" distB="0" distL="114300" distR="114300">
+            <wp:extent cx="5274310" cy="775335"/>
+            <wp:effectExtent l="0" t="0" r="8890" b="12065"/>
+            <wp:docPr id="5" name="Picture 1"/>
+            <wp:cNvGraphicFramePr>
+              <a:graphicFrameLocks xmlns:a="http://schemas.openxmlformats.org/drawingml/2006/main" noChangeAspect="1"/>
+            </wp:cNvGraphicFramePr>
+            <a:graphic xmlns:a="http://schemas.openxmlformats.org/drawingml/2006/main">
+              <a:graphicData uri="http://schemas.openxmlformats.org/drawingml/2006/picture">
+                <pic:pic xmlns:pic="http://schemas.openxmlformats.org/drawingml/2006/picture">
+                  <pic:nvPicPr>
+                    <pic:cNvPr id="5" name="Picture 1"/>
+                    <pic:cNvPicPr>
+                      <a:picLocks noChangeAspect="1"/>
+                    </pic:cNvPicPr>
+                  </pic:nvPicPr>
+                  <pic:blipFill>
+                    <a:blip r:embed="rId8"/>
+                    <a:stretch>
+                      <a:fillRect/>
+                    </a:stretch>
+                  </pic:blipFill>
+                  <pic:spPr>
+                    <a:xfrm>
+                      <a:off x="0" y="0"/>
+                      <a:ext cx="5274310" cy="775335"/>
+                    </a:xfrm>
+                    <a:prstGeom prst="rect">
+                      <a:avLst/>
+                    </a:prstGeom>
+                    <a:noFill/>
+                    <a:ln>
+                      <a:noFill/>
+                    </a:ln>
+                  </pic:spPr>
+                </pic:pic>
+              </a:graphicData>
+            </a:graphic>
+          </wp:inline>
+        </w:drawing>
+      </w:r>
+    </w:p>
     <w:p/>
     <w:p>
       <w:pPr>
@@ -209,79 +531,179 @@
           <w:rFonts w:hint="default"/>
           <w:lang w:val="en-US"/>
         </w:rPr>
-        <w:t>ALU: 001 (AND), 101 (ADD), 111(INCREMENT 1)</w:t>
-      </w:r>
-    </w:p>
-    <w:p>
-      <w:pPr>
-        <w:rPr>
-          <w:rFonts w:hint="default"/>
-          <w:lang w:val="en-US"/>
-        </w:rPr>
-      </w:pPr>
-      <w:r>
-        <w:rPr>
-          <w:rFonts w:hint="default"/>
-          <w:lang w:val="en-US"/>
-        </w:rPr>
-        <w:t>SHIFT: 110 (SHIFT RIGHT)</w:t>
-      </w:r>
-    </w:p>
-    <w:p>
-      <w:pPr>
-        <w:rPr>
-          <w:rFonts w:hint="default"/>
-          <w:lang w:val="en-US"/>
-        </w:rPr>
-      </w:pPr>
-    </w:p>
-    <w:p>
-      <w:pPr>
-        <w:rPr>
-          <w:rFonts w:hint="default"/>
-          <w:lang w:val="en-US"/>
-        </w:rPr>
-      </w:pPr>
-    </w:p>
-    <w:p>
-      <w:pPr>
-        <w:rPr>
-          <w:rFonts w:hint="default"/>
-          <w:lang w:val="en-US"/>
-        </w:rPr>
-      </w:pPr>
-    </w:p>
-    <w:p>
-      <w:pPr>
-        <w:rPr>
-          <w:rFonts w:hint="default"/>
-          <w:lang w:val="en-US"/>
-        </w:rPr>
-      </w:pPr>
-    </w:p>
-    <w:p>
-      <w:pPr>
-        <w:rPr>
-          <w:rFonts w:hint="default"/>
-          <w:lang w:val="en-US"/>
-        </w:rPr>
-      </w:pPr>
-      <w:r>
-        <w:rPr>
-          <w:rFonts w:hint="default"/>
-          <w:lang w:val="en-US"/>
-        </w:rPr>
-        <w:t>D_R = IE.Inport + IE’.Shift_Out</w:t>
-      </w:r>
-      <w:r>
-        <w:rPr>
-          <w:rFonts w:hint="default"/>
-          <w:lang w:val="en-US"/>
-        </w:rPr>
-        <w:tab/>
-      </w:r>
-      <w:bookmarkStart w:id="0" w:name="_GoBack"/>
-      <w:bookmarkEnd w:id="0"/>
+        <w:t>Timming có độ trễ giữa khi output chuyển giữa tích cực và không tích cực</w:t>
+      </w:r>
+    </w:p>
+    <w:p>
+      <w:r>
+        <w:drawing>
+          <wp:inline distT="0" distB="0" distL="114300" distR="114300">
+            <wp:extent cx="5270500" cy="806450"/>
+            <wp:effectExtent l="0" t="0" r="0" b="6350"/>
+            <wp:docPr id="6" name="Picture 2"/>
+            <wp:cNvGraphicFramePr>
+              <a:graphicFrameLocks xmlns:a="http://schemas.openxmlformats.org/drawingml/2006/main" noChangeAspect="1"/>
+            </wp:cNvGraphicFramePr>
+            <a:graphic xmlns:a="http://schemas.openxmlformats.org/drawingml/2006/main">
+              <a:graphicData uri="http://schemas.openxmlformats.org/drawingml/2006/picture">
+                <pic:pic xmlns:pic="http://schemas.openxmlformats.org/drawingml/2006/picture">
+                  <pic:nvPicPr>
+                    <pic:cNvPr id="6" name="Picture 2"/>
+                    <pic:cNvPicPr>
+                      <a:picLocks noChangeAspect="1"/>
+                    </pic:cNvPicPr>
+                  </pic:nvPicPr>
+                  <pic:blipFill>
+                    <a:blip r:embed="rId9"/>
+                    <a:stretch>
+                      <a:fillRect/>
+                    </a:stretch>
+                  </pic:blipFill>
+                  <pic:spPr>
+                    <a:xfrm>
+                      <a:off x="0" y="0"/>
+                      <a:ext cx="5270500" cy="806450"/>
+                    </a:xfrm>
+                    <a:prstGeom prst="rect">
+                      <a:avLst/>
+                    </a:prstGeom>
+                    <a:noFill/>
+                    <a:ln>
+                      <a:noFill/>
+                    </a:ln>
+                  </pic:spPr>
+                </pic:pic>
+              </a:graphicData>
+            </a:graphic>
+          </wp:inline>
+        </w:drawing>
+      </w:r>
+    </w:p>
+    <w:p>
+      <w:pPr>
+        <w:rPr>
+          <w:rFonts w:hint="default"/>
+          <w:lang w:val="en-US"/>
+        </w:rPr>
+      </w:pPr>
+      <w:r>
+        <w:rPr>
+          <w:rFonts w:hint="default"/>
+          <w:lang w:val="en-US"/>
+        </w:rPr>
+        <w:t>Khi đổi 1 lên 2: có số 0</w:t>
+      </w:r>
+    </w:p>
+    <w:p>
+      <w:r>
+        <w:drawing>
+          <wp:inline distT="0" distB="0" distL="114300" distR="114300">
+            <wp:extent cx="5266690" cy="1008380"/>
+            <wp:effectExtent l="0" t="0" r="3810" b="7620"/>
+            <wp:docPr id="7" name="Picture 3"/>
+            <wp:cNvGraphicFramePr>
+              <a:graphicFrameLocks xmlns:a="http://schemas.openxmlformats.org/drawingml/2006/main" noChangeAspect="1"/>
+            </wp:cNvGraphicFramePr>
+            <a:graphic xmlns:a="http://schemas.openxmlformats.org/drawingml/2006/main">
+              <a:graphicData uri="http://schemas.openxmlformats.org/drawingml/2006/picture">
+                <pic:pic xmlns:pic="http://schemas.openxmlformats.org/drawingml/2006/picture">
+                  <pic:nvPicPr>
+                    <pic:cNvPr id="7" name="Picture 3"/>
+                    <pic:cNvPicPr>
+                      <a:picLocks noChangeAspect="1"/>
+                    </pic:cNvPicPr>
+                  </pic:nvPicPr>
+                  <pic:blipFill>
+                    <a:blip r:embed="rId10"/>
+                    <a:stretch>
+                      <a:fillRect/>
+                    </a:stretch>
+                  </pic:blipFill>
+                  <pic:spPr>
+                    <a:xfrm>
+                      <a:off x="0" y="0"/>
+                      <a:ext cx="5266690" cy="1008380"/>
+                    </a:xfrm>
+                    <a:prstGeom prst="rect">
+                      <a:avLst/>
+                    </a:prstGeom>
+                    <a:noFill/>
+                    <a:ln>
+                      <a:noFill/>
+                    </a:ln>
+                  </pic:spPr>
+                </pic:pic>
+              </a:graphicData>
+            </a:graphic>
+          </wp:inline>
+        </w:drawing>
+      </w:r>
+    </w:p>
+    <w:p>
+      <w:pPr>
+        <w:rPr>
+          <w:rFonts w:hint="default"/>
+          <w:lang w:val="en-US"/>
+        </w:rPr>
+      </w:pPr>
+      <w:r>
+        <w:rPr>
+          <w:rFonts w:hint="default"/>
+          <w:lang w:val="en-US"/>
+        </w:rPr>
+        <w:t>Khi đổi 3 lên 4: có số 2 và 0</w:t>
+      </w:r>
+    </w:p>
+    <w:p>
+      <w:pPr>
+        <w:rPr>
+          <w:rFonts w:hint="default"/>
+          <w:lang w:val="en-US"/>
+        </w:rPr>
+      </w:pPr>
+      <w:r>
+        <w:drawing>
+          <wp:inline distT="0" distB="0" distL="114300" distR="114300">
+            <wp:extent cx="5272405" cy="1132205"/>
+            <wp:effectExtent l="0" t="0" r="10795" b="10795"/>
+            <wp:docPr id="8" name="Picture 4"/>
+            <wp:cNvGraphicFramePr>
+              <a:graphicFrameLocks xmlns:a="http://schemas.openxmlformats.org/drawingml/2006/main" noChangeAspect="1"/>
+            </wp:cNvGraphicFramePr>
+            <a:graphic xmlns:a="http://schemas.openxmlformats.org/drawingml/2006/main">
+              <a:graphicData uri="http://schemas.openxmlformats.org/drawingml/2006/picture">
+                <pic:pic xmlns:pic="http://schemas.openxmlformats.org/drawingml/2006/picture">
+                  <pic:nvPicPr>
+                    <pic:cNvPr id="8" name="Picture 4"/>
+                    <pic:cNvPicPr>
+                      <a:picLocks noChangeAspect="1"/>
+                    </pic:cNvPicPr>
+                  </pic:nvPicPr>
+                  <pic:blipFill>
+                    <a:blip r:embed="rId11"/>
+                    <a:stretch>
+                      <a:fillRect/>
+                    </a:stretch>
+                  </pic:blipFill>
+                  <pic:spPr>
+                    <a:xfrm>
+                      <a:off x="0" y="0"/>
+                      <a:ext cx="5272405" cy="1132205"/>
+                    </a:xfrm>
+                    <a:prstGeom prst="rect">
+                      <a:avLst/>
+                    </a:prstGeom>
+                    <a:noFill/>
+                    <a:ln>
+                      <a:noFill/>
+                    </a:ln>
+                  </pic:spPr>
+                </pic:pic>
+              </a:graphicData>
+            </a:graphic>
+          </wp:inline>
+        </w:drawing>
+      </w:r>
     </w:p>
     <w:sectPr>
       <w:pgSz w:w="11906" w:h="16838"/>
